--- a/chapters/20-treatment-confounder-feedback.docx
+++ b/chapters/20-treatment-confounder-feedback.docx
@@ -5666,29 +5666,27 @@
     <w:tbl>
       <w:tblPr>
         <w:tblStyle w:val="Table"/>
-        <w:tblLook w:firstRow="0" w:lastRow="0" w:firstColumn="0" w:lastColumn="0" w:noHBand="0" w:noVBand="0" w:val="0000"/>
+        <w:tblInd w:w="164" w:type="dxa"/>
         <w:tblBorders>
-          <w:top w:val="single" w:sz="4" w:space="0" w:color="909090"/>
           <w:left w:val="single" w:sz="24" w:space="0" w:color="909090"/>
-          <w:bottom w:val="single" w:sz="4" w:space="0" w:color="909090"/>
-          <w:right w:val="single" w:sz="4" w:space="0" w:color="909090"/>
         </w:tblBorders>
         <w:tblCellMar>
-          <w:left w:w="144" w:type="dxa"/>
-          <w:right w:w="144" w:type="dxa"/>
+          <w:left w:w="0" w:type="dxa"/>
+          <w:right w:w="0" w:type="dxa"/>
         </w:tblCellMar>
         <w:tblLook w:firstRow="0" w:lastRow="0" w:firstColumn="0" w:lastColumn="0" w:noHBand="0" w:noVBand="0" w:val="0000"/>
       </w:tblPr>
+      <w:tblGrid>
+        <w:gridCol w:w="7920"/>
+      </w:tblGrid>
       <w:tr>
         <w:trPr>
           <w:cantSplit/>
         </w:trPr>
         <w:tc>
           <w:tcPr>
-            <w:shd w:color="auto" w:fill="e6e6e6" w:val="clear"/>
             <w:tcMar>
-              <w:top w:w="92" w:type="dxa"/>
-              <w:bottom w:w="92" w:type="dxa"/>
+              <w:left w:w="144" w:type="dxa"/>
             </w:tcMar>
           </w:tcPr>
           <w:p>
@@ -5696,25 +5694,9 @@
               <w:pStyle w:val="BodyText"/>
             </w:pPr>
             <w:pPr>
-              <w:spacing w:before="16" w:after="16"/>
+              <w:spacing w:before="16" w:after="64"/>
             </w:pPr>
-            <w:r>
-              <w:t xml:space="preserve">Remark (Adjusting for Past Treatment in Regression)</w:t>
-            </w:r>
           </w:p>
-        </w:tc>
-      </w:tr>
-      <w:tr>
-        <w:trPr>
-          <w:cantSplit/>
-        </w:trPr>
-        <w:tc>
-          <w:tcPr>
-            <w:tcMar>
-              <w:top w:w="108" w:type="dxa"/>
-              <w:bottom w:w="108" w:type="dxa"/>
-            </w:tcMar>
-          </w:tcPr>
           <w:bookmarkStart w:id="24" w:name="rem-past-treatment-regression"/>
           <w:p>
             <w:pPr>
@@ -6061,7 +6043,6 @@
             </w:r>
           </w:p>
           <w:bookmarkEnd w:id="24"/>
-          <w:p/>
         </w:tc>
       </w:tr>
     </w:tbl>

--- a/chapters/20-treatment-confounder-feedback.docx
+++ b/chapters/20-treatment-confounder-feedback.docx
@@ -3190,10 +3190,12 @@
               <m:oMath>
                 <m:r>
                   <m:rPr>
-                    <m:nor/>
                     <m:sty m:val="p"/>
                   </m:rPr>
                   <m:t>E</m:t>
+                </m:r>
+                <m:r>
+                  <m:t>​</m:t>
                 </m:r>
                 <m:d>
                   <m:dPr>
@@ -3263,6 +3265,9 @@
                   </m:e>
                 </m:d>
                 <m:r>
+                  <m:t>​</m:t>
+                </m:r>
+                <m:r>
                   <m:rPr>
                     <m:sty m:val="p"/>
                   </m:rPr>
@@ -3270,10 +3275,12 @@
                 </m:r>
                 <m:r>
                   <m:rPr>
-                    <m:nor/>
                     <m:sty m:val="p"/>
                   </m:rPr>
                   <m:t>E</m:t>
+                </m:r>
+                <m:r>
+                  <m:t>​</m:t>
                 </m:r>
                 <m:d>
                   <m:dPr>
@@ -3343,6 +3350,9 @@
                   </m:e>
                 </m:d>
                 <m:r>
+                  <m:t>​</m:t>
+                </m:r>
+                <m:r>
                   <m:rPr>
                     <m:sty m:val="p"/>
                   </m:rPr>
@@ -4453,10 +4463,12 @@
             <m:oMath>
               <m:r>
                 <m:rPr>
-                  <m:nor/>
                   <m:sty m:val="p"/>
                 </m:rPr>
                 <m:t>E</m:t>
+              </m:r>
+              <m:r>
+                <m:t>​</m:t>
               </m:r>
               <m:d>
                 <m:dPr>
@@ -4525,6 +4537,9 @@
                   </m:sSub>
                 </m:e>
               </m:d>
+              <m:r>
+                <m:t>​</m:t>
+              </m:r>
             </m:oMath>
             <w:r>
               <w:t xml:space="preserve">.</w:t>
@@ -6311,10 +6326,12 @@
               <m:oMath>
                 <m:r>
                   <m:rPr>
-                    <m:nor/>
                     <m:sty m:val="p"/>
                   </m:rPr>
                   <m:t>E</m:t>
+                </m:r>
+                <m:r>
+                  <m:t>​</m:t>
                 </m:r>
                 <m:d>
                   <m:dPr>
@@ -6411,6 +6428,9 @@
                   </m:e>
                 </m:d>
                 <m:r>
+                  <m:t>​</m:t>
+                </m:r>
+                <m:r>
                   <m:rPr>
                     <m:sty m:val="p"/>
                   </m:rPr>
@@ -6418,10 +6438,12 @@
                 </m:r>
                 <m:r>
                   <m:rPr>
-                    <m:nor/>
                     <m:sty m:val="p"/>
                   </m:rPr>
                   <m:t>E</m:t>
+                </m:r>
+                <m:r>
+                  <m:t>​</m:t>
                 </m:r>
                 <m:d>
                   <m:dPr>
@@ -6517,6 +6539,9 @@
                     </m:r>
                   </m:e>
                 </m:d>
+                <m:r>
+                  <m:t>​</m:t>
+                </m:r>
                 <m:r>
                   <m:rPr>
                     <m:sty m:val="p"/>
@@ -6566,10 +6591,12 @@
             <m:oMath>
               <m:r>
                 <m:rPr>
-                  <m:nor/>
                   <m:sty m:val="p"/>
                 </m:rPr>
                 <m:t>E</m:t>
+              </m:r>
+              <m:r>
+                <m:t>​</m:t>
               </m:r>
               <m:d>
                 <m:dPr>
@@ -6666,6 +6693,9 @@
                 </m:e>
               </m:d>
               <m:r>
+                <m:t>​</m:t>
+              </m:r>
+              <m:r>
                 <m:rPr>
                   <m:sty m:val="p"/>
                 </m:rPr>
@@ -6673,10 +6703,12 @@
               </m:r>
               <m:r>
                 <m:rPr>
-                  <m:nor/>
                   <m:sty m:val="p"/>
                 </m:rPr>
                 <m:t>E</m:t>
+              </m:r>
+              <m:r>
+                <m:t>​</m:t>
               </m:r>
               <m:d>
                 <m:dPr>
@@ -6772,6 +6804,9 @@
                   </m:r>
                 </m:e>
               </m:d>
+              <m:r>
+                <m:t>​</m:t>
+              </m:r>
             </m:oMath>
             <w:r>
               <w:t xml:space="preserve">.</w:t>
@@ -6937,10 +6972,12 @@
             <m:oMath>
               <m:r>
                 <m:rPr>
-                  <m:nor/>
                   <m:sty m:val="p"/>
                 </m:rPr>
                 <m:t>E</m:t>
+              </m:r>
+              <m:r>
+                <m:t>​</m:t>
               </m:r>
               <m:d>
                 <m:dPr>
@@ -6983,6 +7020,9 @@
                 </m:e>
               </m:d>
               <m:r>
+                <m:t>​</m:t>
+              </m:r>
+              <m:r>
                 <m:rPr>
                   <m:sty m:val="p"/>
                 </m:rPr>
@@ -6990,10 +7030,12 @@
               </m:r>
               <m:r>
                 <m:rPr>
-                  <m:nor/>
                   <m:sty m:val="p"/>
                 </m:rPr>
                 <m:t>E</m:t>
+              </m:r>
+              <m:r>
+                <m:t>​</m:t>
               </m:r>
               <m:d>
                 <m:dPr>
@@ -7035,6 +7077,9 @@
                   </m:r>
                 </m:e>
               </m:d>
+              <m:r>
+                <m:t>​</m:t>
+              </m:r>
             </m:oMath>
             <w:r>
               <w:t xml:space="preserve"> </w:t>
@@ -7048,10 +7093,12 @@
             <m:oMath>
               <m:r>
                 <m:rPr>
-                  <m:nor/>
                   <m:sty m:val="p"/>
                 </m:rPr>
                 <m:t>E</m:t>
+              </m:r>
+              <m:r>
+                <m:t>​</m:t>
               </m:r>
               <m:d>
                 <m:dPr>
@@ -7094,6 +7141,9 @@
                 </m:e>
               </m:d>
               <m:r>
+                <m:t>​</m:t>
+              </m:r>
+              <m:r>
                 <m:rPr>
                   <m:sty m:val="p"/>
                 </m:rPr>
@@ -7101,10 +7151,12 @@
               </m:r>
               <m:r>
                 <m:rPr>
-                  <m:nor/>
                   <m:sty m:val="p"/>
                 </m:rPr>
                 <m:t>E</m:t>
+              </m:r>
+              <m:r>
+                <m:t>​</m:t>
               </m:r>
               <m:d>
                 <m:dPr>
@@ -7146,6 +7198,9 @@
                   </m:sSup>
                 </m:e>
               </m:d>
+              <m:r>
+                <m:t>​</m:t>
+              </m:r>
             </m:oMath>
             <w:r>
               <w:t xml:space="preserve">.</w:t>
@@ -7199,10 +7254,12 @@
                   <m:e>
                     <m:r>
                       <m:rPr>
-                        <m:nor/>
                         <m:sty m:val="p"/>
                       </m:rPr>
                       <m:t>E</m:t>
+                    </m:r>
+                    <m:r>
+                      <m:t>​</m:t>
                     </m:r>
                     <m:d>
                       <m:dPr>
@@ -7244,6 +7301,9 @@
                         </m:r>
                       </m:e>
                     </m:d>
+                    <m:r>
+                      <m:t>​</m:t>
+                    </m:r>
                     <m:r>
                       <m:t>&amp;</m:t>
                     </m:r>
@@ -7484,10 +7544,12 @@
                   <m:e>
                     <m:r>
                       <m:rPr>
-                        <m:nor/>
                         <m:sty m:val="p"/>
                       </m:rPr>
                       <m:t>E</m:t>
+                    </m:r>
+                    <m:r>
+                      <m:t>​</m:t>
                     </m:r>
                     <m:d>
                       <m:dPr>
@@ -7529,6 +7591,9 @@
                         </m:r>
                       </m:e>
                     </m:d>
+                    <m:r>
+                      <m:t>​</m:t>
+                    </m:r>
                     <m:r>
                       <m:t>&amp;</m:t>
                     </m:r>
@@ -8202,10 +8267,12 @@
             <m:oMath>
               <m:r>
                 <m:rPr>
-                  <m:nor/>
                   <m:sty m:val="p"/>
                 </m:rPr>
                 <m:t>E</m:t>
+              </m:r>
+              <m:r>
+                <m:t>​</m:t>
               </m:r>
               <m:d>
                 <m:dPr>
@@ -8230,6 +8297,9 @@
                 </m:e>
               </m:d>
               <m:r>
+                <m:t>​</m:t>
+              </m:r>
+              <m:r>
                 <m:rPr>
                   <m:sty m:val="p"/>
                 </m:rPr>
@@ -8237,10 +8307,12 @@
               </m:r>
               <m:r>
                 <m:rPr>
-                  <m:nor/>
                   <m:sty m:val="p"/>
                 </m:rPr>
                 <m:t>E</m:t>
+              </m:r>
+              <m:r>
+                <m:t>​</m:t>
               </m:r>
               <m:d>
                 <m:dPr>
@@ -8255,6 +8327,9 @@
                   </m:r>
                 </m:e>
               </m:d>
+              <m:r>
+                <m:t>​</m:t>
+              </m:r>
             </m:oMath>
             <w:r>
               <w:t xml:space="preserve"> </w:t>
@@ -8942,10 +9017,12 @@
       <m:oMath>
         <m:r>
           <m:rPr>
-            <m:nor/>
             <m:sty m:val="p"/>
           </m:rPr>
           <m:t>E</m:t>
+        </m:r>
+        <m:r>
+          <m:t>​</m:t>
         </m:r>
         <m:d>
           <m:dPr>
@@ -8996,6 +9073,9 @@
             </m:sSup>
           </m:e>
         </m:d>
+        <m:r>
+          <m:t>​</m:t>
+        </m:r>
       </m:oMath>
       <w:r>
         <w:t xml:space="preserve"> </w:t>
@@ -9191,10 +9271,12 @@
             <m:e>
               <m:r>
                 <m:rPr>
-                  <m:nor/>
                   <m:sty m:val="p"/>
                 </m:rPr>
                 <m:t>E</m:t>
+              </m:r>
+              <m:r>
+                <m:t>​</m:t>
               </m:r>
               <m:d>
                 <m:dPr>
@@ -9246,6 +9328,9 @@
                 </m:e>
               </m:d>
               <m:r>
+                <m:t>​</m:t>
+              </m:r>
+              <m:r>
                 <m:t>&amp;</m:t>
               </m:r>
               <m:r>
@@ -9256,10 +9341,12 @@
               </m:r>
               <m:r>
                 <m:rPr>
-                  <m:nor/>
                   <m:sty m:val="p"/>
                 </m:rPr>
                 <m:t>E</m:t>
+              </m:r>
+              <m:r>
+                <m:t>​</m:t>
               </m:r>
               <m:d>
                 <m:dPr>
@@ -9347,6 +9434,9 @@
                 </m:e>
               </m:d>
               <m:r>
+                <m:t>​</m:t>
+              </m:r>
+              <m:r>
                 <m:t>&amp;</m:t>
               </m:r>
               <m:r>
@@ -9409,13 +9499,15 @@
                 <m:e>
                   <m:r>
                     <m:rPr>
-                      <m:nor/>
                       <m:sty m:val="p"/>
                     </m:rPr>
                     <m:t>E</m:t>
                   </m:r>
                 </m:e>
               </m:nary>
+              <m:r>
+                <m:t>​</m:t>
+              </m:r>
               <m:d>
                 <m:dPr>
                   <m:begChr m:val="["/>
@@ -9529,6 +9621,9 @@
                 </m:e>
               </m:d>
               <m:r>
+                <m:t>​</m:t>
+              </m:r>
+              <m:r>
                 <m:rPr>
                   <m:sty m:val="p"/>
                 </m:rPr>
@@ -9647,13 +9742,15 @@
                 <m:e>
                   <m:r>
                     <m:rPr>
-                      <m:nor/>
                       <m:sty m:val="p"/>
                     </m:rPr>
                     <m:t>E</m:t>
                   </m:r>
                 </m:e>
               </m:nary>
+              <m:r>
+                <m:t>​</m:t>
+              </m:r>
               <m:d>
                 <m:dPr>
                   <m:begChr m:val="["/>
@@ -9803,6 +9900,9 @@
                 </m:e>
               </m:d>
               <m:r>
+                <m:t>​</m:t>
+              </m:r>
+              <m:r>
                 <m:rPr>
                   <m:sty m:val="p"/>
                 </m:rPr>
@@ -9921,13 +10021,15 @@
                 <m:e>
                   <m:r>
                     <m:rPr>
-                      <m:nor/>
                       <m:sty m:val="p"/>
                     </m:rPr>
                     <m:t>E</m:t>
                   </m:r>
                 </m:e>
               </m:nary>
+              <m:r>
+                <m:t>​</m:t>
+              </m:r>
               <m:d>
                 <m:dPr>
                   <m:begChr m:val="["/>
@@ -10040,6 +10142,9 @@
                   </m:sSub>
                 </m:e>
               </m:d>
+              <m:r>
+                <m:t>​</m:t>
+              </m:r>
               <m:r>
                 <m:rPr>
                   <m:sty m:val="p"/>
@@ -10422,10 +10527,12 @@
             <m:e>
               <m:r>
                 <m:rPr>
-                  <m:nor/>
                   <m:sty m:val="p"/>
                 </m:rPr>
                 <m:t>E</m:t>
+              </m:r>
+              <m:r>
+                <m:t>​</m:t>
               </m:r>
               <m:d>
                 <m:dPr>
@@ -10486,6 +10593,9 @@
                 </m:e>
               </m:d>
               <m:r>
+                <m:t>​</m:t>
+              </m:r>
+              <m:r>
                 <m:t>&amp;</m:t>
               </m:r>
               <m:r>
@@ -10561,10 +10671,12 @@
             <m:e>
               <m:r>
                 <m:rPr>
-                  <m:nor/>
                   <m:sty m:val="p"/>
                 </m:rPr>
                 <m:t>E</m:t>
+              </m:r>
+              <m:r>
+                <m:t>​</m:t>
               </m:r>
               <m:d>
                 <m:dPr>
@@ -10625,6 +10737,9 @@
                 </m:e>
               </m:d>
               <m:r>
+                <m:t>​</m:t>
+              </m:r>
+              <m:r>
                 <m:t>&amp;</m:t>
               </m:r>
               <m:r>
@@ -10714,10 +10829,12 @@
       <m:oMath>
         <m:r>
           <m:rPr>
-            <m:nor/>
             <m:sty m:val="p"/>
           </m:rPr>
           <m:t>E</m:t>
+        </m:r>
+        <m:r>
+          <m:t>​</m:t>
         </m:r>
         <m:d>
           <m:dPr>
@@ -10768,6 +10885,9 @@
             </m:sSup>
           </m:e>
         </m:d>
+        <m:r>
+          <m:t>​</m:t>
+        </m:r>
         <m:r>
           <m:rPr>
             <m:sty m:val="p"/>
@@ -10840,10 +10960,12 @@
       <m:oMath>
         <m:r>
           <m:rPr>
-            <m:nor/>
             <m:sty m:val="p"/>
           </m:rPr>
           <m:t>E</m:t>
+        </m:r>
+        <m:r>
+          <m:t>​</m:t>
         </m:r>
         <m:d>
           <m:dPr>
@@ -10913,6 +11035,9 @@
           </m:e>
         </m:d>
         <m:r>
+          <m:t>​</m:t>
+        </m:r>
+        <m:r>
           <m:rPr>
             <m:sty m:val="p"/>
           </m:rPr>
@@ -10920,10 +11045,12 @@
         </m:r>
         <m:r>
           <m:rPr>
-            <m:nor/>
             <m:sty m:val="p"/>
           </m:rPr>
           <m:t>E</m:t>
+        </m:r>
+        <m:r>
+          <m:t>​</m:t>
         </m:r>
         <m:d>
           <m:dPr>
@@ -10992,6 +11119,9 @@
             </m:sSup>
           </m:e>
         </m:d>
+        <m:r>
+          <m:t>​</m:t>
+        </m:r>
         <m:r>
           <m:rPr>
             <m:sty m:val="p"/>
@@ -11112,10 +11242,12 @@
                   <m:e>
                     <m:r>
                       <m:rPr>
-                        <m:nor/>
                         <m:sty m:val="p"/>
                       </m:rPr>
                       <m:t>E</m:t>
+                    </m:r>
+                    <m:r>
+                      <m:t>​</m:t>
                     </m:r>
                     <m:d>
                       <m:dPr>
@@ -11185,6 +11317,9 @@
                       </m:e>
                     </m:d>
                     <m:r>
+                      <m:t>​</m:t>
+                    </m:r>
+                    <m:r>
                       <m:t>&amp;</m:t>
                     </m:r>
                     <m:r>
@@ -11284,10 +11419,12 @@
                   <m:e>
                     <m:r>
                       <m:rPr>
-                        <m:nor/>
                         <m:sty m:val="p"/>
                       </m:rPr>
                       <m:t>E</m:t>
+                    </m:r>
+                    <m:r>
+                      <m:t>​</m:t>
                     </m:r>
                     <m:d>
                       <m:dPr>
@@ -11357,6 +11494,9 @@
                       </m:e>
                     </m:d>
                     <m:r>
+                      <m:t>​</m:t>
+                    </m:r>
+                    <m:r>
                       <m:t>&amp;</m:t>
                     </m:r>
                     <m:r>
@@ -11514,10 +11654,12 @@
             <m:oMath>
               <m:r>
                 <m:rPr>
-                  <m:nor/>
                   <m:sty m:val="p"/>
                 </m:rPr>
                 <m:t>E</m:t>
+              </m:r>
+              <m:r>
+                <m:t>​</m:t>
               </m:r>
               <m:d>
                 <m:dPr>
@@ -11604,6 +11746,9 @@
                   </m:sSub>
                 </m:e>
               </m:d>
+              <m:r>
+                <m:t>​</m:t>
+              </m:r>
             </m:oMath>
             <w:r>
               <w:t xml:space="preserve"> </w:t>
@@ -11617,10 +11762,12 @@
             <m:oMath>
               <m:r>
                 <m:rPr>
-                  <m:nor/>
                   <m:sty m:val="p"/>
                 </m:rPr>
                 <m:t>E</m:t>
+              </m:r>
+              <m:r>
+                <m:t>​</m:t>
               </m:r>
               <m:d>
                 <m:dPr>
@@ -11671,6 +11818,9 @@
                   </m:sSup>
                 </m:e>
               </m:d>
+              <m:r>
+                <m:t>​</m:t>
+              </m:r>
             </m:oMath>
             <w:r>
               <w:t xml:space="preserve">:</w:t>
@@ -11837,10 +11987,12 @@
               <m:oMath>
                 <m:r>
                   <m:rPr>
-                    <m:nor/>
                     <m:sty m:val="p"/>
                   </m:rPr>
                   <m:t>E</m:t>
+                </m:r>
+                <m:r>
+                  <m:t>​</m:t>
                 </m:r>
                 <m:d>
                   <m:dPr>
@@ -11937,6 +12089,9 @@
                   </m:e>
                 </m:d>
                 <m:r>
+                  <m:t>​</m:t>
+                </m:r>
+                <m:r>
                   <m:rPr>
                     <m:sty m:val="p"/>
                   </m:rPr>
@@ -11944,10 +12099,12 @@
                 </m:r>
                 <m:r>
                   <m:rPr>
-                    <m:nor/>
                     <m:sty m:val="p"/>
                   </m:rPr>
                   <m:t>E</m:t>
+                </m:r>
+                <m:r>
+                  <m:t>​</m:t>
                 </m:r>
                 <m:d>
                   <m:dPr>
@@ -12043,6 +12200,9 @@
                     </m:r>
                   </m:e>
                 </m:d>
+                <m:r>
+                  <m:t>​</m:t>
+                </m:r>
                 <m:r>
                   <m:rPr>
                     <m:sty m:val="p"/>
@@ -12389,10 +12549,12 @@
             <m:oMath>
               <m:r>
                 <m:rPr>
-                  <m:nor/>
                   <m:sty m:val="p"/>
                 </m:rPr>
                 <m:t>E</m:t>
+              </m:r>
+              <m:r>
+                <m:t>​</m:t>
               </m:r>
               <m:d>
                 <m:dPr>
@@ -12443,6 +12605,9 @@
                   </m:sSup>
                 </m:e>
               </m:d>
+              <m:r>
+                <m:t>​</m:t>
+              </m:r>
               <m:r>
                 <m:rPr>
                   <m:sty m:val="p"/>
@@ -13552,10 +13717,12 @@
               <m:oMath>
                 <m:r>
                   <m:rPr>
-                    <m:nor/>
                     <m:sty m:val="p"/>
                   </m:rPr>
                   <m:t>E</m:t>
+                </m:r>
+                <m:r>
+                  <m:t>​</m:t>
                 </m:r>
                 <m:d>
                   <m:dPr>
@@ -13652,6 +13819,9 @@
                   </m:e>
                 </m:d>
                 <m:r>
+                  <m:t>​</m:t>
+                </m:r>
+                <m:r>
                   <m:rPr>
                     <m:sty m:val="p"/>
                   </m:rPr>
@@ -13659,10 +13829,12 @@
                 </m:r>
                 <m:r>
                   <m:rPr>
-                    <m:nor/>
                     <m:sty m:val="p"/>
                   </m:rPr>
                   <m:t>E</m:t>
+                </m:r>
+                <m:r>
+                  <m:t>​</m:t>
                 </m:r>
                 <m:d>
                   <m:dPr>
@@ -13758,6 +13930,9 @@
                     </m:r>
                   </m:e>
                 </m:d>
+                <m:r>
+                  <m:t>​</m:t>
+                </m:r>
               </m:oMath>
             </m:oMathPara>
           </w:p>
@@ -16078,10 +16253,12 @@
             <m:oMath>
               <m:r>
                 <m:rPr>
-                  <m:nor/>
                   <m:sty m:val="p"/>
                 </m:rPr>
                 <m:t>E</m:t>
+              </m:r>
+              <m:r>
+                <m:t>​</m:t>
               </m:r>
               <m:d>
                 <m:dPr>
@@ -16141,6 +16318,9 @@
                 </m:e>
               </m:d>
               <m:r>
+                <m:t>​</m:t>
+              </m:r>
+              <m:r>
                 <m:rPr>
                   <m:sty m:val="p"/>
                 </m:rPr>
@@ -16148,10 +16328,12 @@
               </m:r>
               <m:r>
                 <m:rPr>
-                  <m:nor/>
                   <m:sty m:val="p"/>
                 </m:rPr>
                 <m:t>E</m:t>
+              </m:r>
+              <m:r>
+                <m:t>​</m:t>
               </m:r>
               <m:d>
                 <m:dPr>
@@ -16210,6 +16392,9 @@
                   </m:sSup>
                 </m:e>
               </m:d>
+              <m:r>
+                <m:t>​</m:t>
+              </m:r>
             </m:oMath>
             <w:r>
               <w:t xml:space="preserve">, whose true value is 0.</w:t>
@@ -16234,10 +16419,12 @@
               <m:oMath>
                 <m:r>
                   <m:rPr>
-                    <m:nor/>
                     <m:sty m:val="p"/>
                   </m:rPr>
                   <m:t>E</m:t>
+                </m:r>
+                <m:r>
+                  <m:t>​</m:t>
                 </m:r>
                 <m:d>
                   <m:dPr>
@@ -16286,6 +16473,9 @@
                     </m:sSub>
                   </m:e>
                 </m:d>
+                <m:r>
+                  <m:t>​</m:t>
+                </m:r>
                 <m:r>
                   <m:rPr>
                     <m:sty m:val="p"/>
@@ -16451,10 +16641,12 @@
                     </m:r>
                     <m:r>
                       <m:rPr>
-                        <m:nor/>
                         <m:sty m:val="p"/>
                       </m:rPr>
                       <m:t>E</m:t>
+                    </m:r>
+                    <m:r>
+                      <m:t>​</m:t>
                     </m:r>
                     <m:d>
                       <m:dPr>
@@ -16541,6 +16733,9 @@
                       </m:e>
                     </m:d>
                     <m:r>
+                      <m:t>​</m:t>
+                    </m:r>
+                    <m:r>
                       <m:rPr>
                         <m:sty m:val="p"/>
                       </m:rPr>
@@ -16548,10 +16743,12 @@
                     </m:r>
                     <m:r>
                       <m:rPr>
-                        <m:nor/>
                         <m:sty m:val="p"/>
                       </m:rPr>
                       <m:t>E</m:t>
+                    </m:r>
+                    <m:r>
+                      <m:t>​</m:t>
                     </m:r>
                     <m:d>
                       <m:dPr>
@@ -16637,6 +16834,9 @@
                         </m:r>
                       </m:e>
                     </m:d>
+                    <m:r>
+                      <m:t>​</m:t>
+                    </m:r>
                   </m:e>
                   <m:e>
                     <m:r>
@@ -17365,10 +17565,12 @@
             <m:oMath>
               <m:r>
                 <m:rPr>
-                  <m:nor/>
                   <m:sty m:val="p"/>
                 </m:rPr>
                 <m:t>E</m:t>
+              </m:r>
+              <m:r>
+                <m:t>​</m:t>
               </m:r>
               <m:d>
                 <m:dPr>
@@ -17417,6 +17619,9 @@
                   </m:sSub>
                 </m:e>
               </m:d>
+              <m:r>
+                <m:t>​</m:t>
+              </m:r>
             </m:oMath>
             <w:r>
               <w:t xml:space="preserve"> </w:t>
@@ -17538,10 +17743,12 @@
             <m:oMath>
               <m:r>
                 <m:rPr>
-                  <m:nor/>
                   <m:sty m:val="p"/>
                 </m:rPr>
                 <m:t>E</m:t>
+              </m:r>
+              <m:r>
+                <m:t>​</m:t>
               </m:r>
               <m:d>
                 <m:dPr>
@@ -17610,6 +17817,9 @@
                   </m:sSub>
                 </m:e>
               </m:d>
+              <m:r>
+                <m:t>​</m:t>
+              </m:r>
             </m:oMath>
             <w:r>
               <w:t xml:space="preserve"> </w:t>
@@ -17846,10 +18056,12 @@
               <m:oMath>
                 <m:r>
                   <m:rPr>
-                    <m:nor/>
                     <m:sty m:val="p"/>
                   </m:rPr>
                   <m:t>E</m:t>
+                </m:r>
+                <m:r>
+                  <m:t>​</m:t>
                 </m:r>
                 <m:d>
                   <m:dPr>
@@ -17918,6 +18130,9 @@
                     </m:sSub>
                   </m:e>
                 </m:d>
+                <m:r>
+                  <m:t>​</m:t>
+                </m:r>
                 <m:r>
                   <m:rPr>
                     <m:sty m:val="p"/>
@@ -19442,10 +19657,12 @@
               <m:oMath>
                 <m:r>
                   <m:rPr>
-                    <m:nor/>
                     <m:sty m:val="p"/>
                   </m:rPr>
                   <m:t>E</m:t>
+                </m:r>
+                <m:r>
+                  <m:t>​</m:t>
                 </m:r>
                 <m:d>
                   <m:dPr>
@@ -19488,6 +19705,9 @@
                   </m:e>
                 </m:d>
                 <m:r>
+                  <m:t>​</m:t>
+                </m:r>
+                <m:r>
                   <m:rPr>
                     <m:sty m:val="p"/>
                   </m:rPr>
@@ -19495,10 +19715,12 @@
                 </m:r>
                 <m:r>
                   <m:rPr>
-                    <m:nor/>
                     <m:sty m:val="p"/>
                   </m:rPr>
                   <m:t>E</m:t>
+                </m:r>
+                <m:r>
+                  <m:t>​</m:t>
                 </m:r>
                 <m:d>
                   <m:dPr>
@@ -19541,6 +19763,9 @@
                   </m:e>
                 </m:d>
                 <m:r>
+                  <m:t>​</m:t>
+                </m:r>
+                <m:r>
                   <m:rPr>
                     <m:sty m:val="p"/>
                   </m:rPr>
@@ -19945,10 +20170,12 @@
             <m:oMath>
               <m:r>
                 <m:rPr>
-                  <m:nor/>
                   <m:sty m:val="p"/>
                 </m:rPr>
                 <m:t>E</m:t>
+              </m:r>
+              <m:r>
+                <m:t>​</m:t>
               </m:r>
               <m:d>
                 <m:dPr>
@@ -20009,6 +20236,9 @@
                 </m:e>
               </m:d>
               <m:r>
+                <m:t>​</m:t>
+              </m:r>
+              <m:r>
                 <m:rPr>
                   <m:sty m:val="p"/>
                 </m:rPr>
@@ -20016,10 +20246,12 @@
               </m:r>
               <m:r>
                 <m:rPr>
-                  <m:nor/>
                   <m:sty m:val="p"/>
                 </m:rPr>
                 <m:t>E</m:t>
+              </m:r>
+              <m:r>
+                <m:t>​</m:t>
               </m:r>
               <m:d>
                 <m:dPr>
@@ -20079,6 +20311,9 @@
                   </m:sSub>
                 </m:e>
               </m:d>
+              <m:r>
+                <m:t>​</m:t>
+              </m:r>
             </m:oMath>
             <w:r>
               <w:t xml:space="preserve"> </w:t>

--- a/chapters/20-treatment-confounder-feedback.docx
+++ b/chapters/20-treatment-confounder-feedback.docx
@@ -3190,6 +3190,7 @@
               <m:oMath>
                 <m:r>
                   <m:rPr>
+                    <m:scr m:val="double-struck"/>
                     <m:sty m:val="p"/>
                   </m:rPr>
                   <m:t>E</m:t>
@@ -3275,6 +3276,7 @@
                 </m:r>
                 <m:r>
                   <m:rPr>
+                    <m:scr m:val="double-struck"/>
                     <m:sty m:val="p"/>
                   </m:rPr>
                   <m:t>E</m:t>
@@ -4463,6 +4465,7 @@
             <m:oMath>
               <m:r>
                 <m:rPr>
+                  <m:scr m:val="double-struck"/>
                   <m:sty m:val="p"/>
                 </m:rPr>
                 <m:t>E</m:t>
@@ -6326,6 +6329,7 @@
               <m:oMath>
                 <m:r>
                   <m:rPr>
+                    <m:scr m:val="double-struck"/>
                     <m:sty m:val="p"/>
                   </m:rPr>
                   <m:t>E</m:t>
@@ -6438,6 +6442,7 @@
                 </m:r>
                 <m:r>
                   <m:rPr>
+                    <m:scr m:val="double-struck"/>
                     <m:sty m:val="p"/>
                   </m:rPr>
                   <m:t>E</m:t>
@@ -6591,6 +6596,7 @@
             <m:oMath>
               <m:r>
                 <m:rPr>
+                  <m:scr m:val="double-struck"/>
                   <m:sty m:val="p"/>
                 </m:rPr>
                 <m:t>E</m:t>
@@ -6703,6 +6709,7 @@
               </m:r>
               <m:r>
                 <m:rPr>
+                  <m:scr m:val="double-struck"/>
                   <m:sty m:val="p"/>
                 </m:rPr>
                 <m:t>E</m:t>
@@ -6972,6 +6979,7 @@
             <m:oMath>
               <m:r>
                 <m:rPr>
+                  <m:scr m:val="double-struck"/>
                   <m:sty m:val="p"/>
                 </m:rPr>
                 <m:t>E</m:t>
@@ -7030,6 +7038,7 @@
               </m:r>
               <m:r>
                 <m:rPr>
+                  <m:scr m:val="double-struck"/>
                   <m:sty m:val="p"/>
                 </m:rPr>
                 <m:t>E</m:t>
@@ -7093,6 +7102,7 @@
             <m:oMath>
               <m:r>
                 <m:rPr>
+                  <m:scr m:val="double-struck"/>
                   <m:sty m:val="p"/>
                 </m:rPr>
                 <m:t>E</m:t>
@@ -7151,6 +7161,7 @@
               </m:r>
               <m:r>
                 <m:rPr>
+                  <m:scr m:val="double-struck"/>
                   <m:sty m:val="p"/>
                 </m:rPr>
                 <m:t>E</m:t>
@@ -7254,6 +7265,7 @@
                   <m:e>
                     <m:r>
                       <m:rPr>
+                        <m:scr m:val="double-struck"/>
                         <m:sty m:val="p"/>
                       </m:rPr>
                       <m:t>E</m:t>
@@ -7544,6 +7556,7 @@
                   <m:e>
                     <m:r>
                       <m:rPr>
+                        <m:scr m:val="double-struck"/>
                         <m:sty m:val="p"/>
                       </m:rPr>
                       <m:t>E</m:t>
@@ -8267,6 +8280,7 @@
             <m:oMath>
               <m:r>
                 <m:rPr>
+                  <m:scr m:val="double-struck"/>
                   <m:sty m:val="p"/>
                 </m:rPr>
                 <m:t>E</m:t>
@@ -8307,6 +8321,7 @@
               </m:r>
               <m:r>
                 <m:rPr>
+                  <m:scr m:val="double-struck"/>
                   <m:sty m:val="p"/>
                 </m:rPr>
                 <m:t>E</m:t>
@@ -9017,6 +9032,7 @@
       <m:oMath>
         <m:r>
           <m:rPr>
+            <m:scr m:val="double-struck"/>
             <m:sty m:val="p"/>
           </m:rPr>
           <m:t>E</m:t>
@@ -9271,6 +9287,7 @@
             <m:e>
               <m:r>
                 <m:rPr>
+                  <m:scr m:val="double-struck"/>
                   <m:sty m:val="p"/>
                 </m:rPr>
                 <m:t>E</m:t>
@@ -9341,6 +9358,7 @@
               </m:r>
               <m:r>
                 <m:rPr>
+                  <m:scr m:val="double-struck"/>
                   <m:sty m:val="p"/>
                 </m:rPr>
                 <m:t>E</m:t>
@@ -9499,30 +9517,85 @@
                 <m:e>
                   <m:r>
                     <m:rPr>
+                      <m:scr m:val="double-struck"/>
                       <m:sty m:val="p"/>
                     </m:rPr>
                     <m:t>E</m:t>
                   </m:r>
-                </m:e>
-              </m:nary>
-              <m:r>
-                <m:t>​</m:t>
-              </m:r>
-              <m:d>
-                <m:dPr>
-                  <m:begChr m:val="["/>
-                  <m:sepChr m:val=""/>
-                  <m:endChr m:val="]"/>
-                  <m:grow/>
-                </m:dPr>
-                <m:e>
-                  <m:sSup>
+                  <m:r>
+                    <m:t>​</m:t>
+                  </m:r>
+                  <m:d>
+                    <m:dPr>
+                      <m:begChr m:val="["/>
+                      <m:sepChr m:val=""/>
+                      <m:endChr m:val="]"/>
+                      <m:grow/>
+                    </m:dPr>
                     <m:e>
+                      <m:sSup>
+                        <m:e>
+                          <m:r>
+                            <m:t>Y</m:t>
+                          </m:r>
+                        </m:e>
+                        <m:sup>
+                          <m:sSub>
+                            <m:e>
+                              <m:r>
+                                <m:t>a</m:t>
+                              </m:r>
+                            </m:e>
+                            <m:sub>
+                              <m:r>
+                                <m:t>0</m:t>
+                              </m:r>
+                            </m:sub>
+                          </m:sSub>
+                          <m:r>
+                            <m:rPr>
+                              <m:sty m:val="p"/>
+                            </m:rPr>
+                            <m:t>,</m:t>
+                          </m:r>
+                          <m:sSub>
+                            <m:e>
+                              <m:r>
+                                <m:t>a</m:t>
+                              </m:r>
+                            </m:e>
+                            <m:sub>
+                              <m:r>
+                                <m:t>1</m:t>
+                              </m:r>
+                            </m:sub>
+                          </m:sSub>
+                        </m:sup>
+                      </m:sSup>
                       <m:r>
-                        <m:t>Y</m:t>
+                        <m:rPr>
+                          <m:sty m:val="p"/>
+                        </m:rPr>
+                        <m:t>∣</m:t>
                       </m:r>
-                    </m:e>
-                    <m:sup>
+                      <m:sSub>
+                        <m:e>
+                          <m:r>
+                            <m:t>A</m:t>
+                          </m:r>
+                        </m:e>
+                        <m:sub>
+                          <m:r>
+                            <m:t>0</m:t>
+                          </m:r>
+                        </m:sub>
+                      </m:sSub>
+                      <m:r>
+                        <m:rPr>
+                          <m:sty m:val="p"/>
+                        </m:rPr>
+                        <m:t>=</m:t>
+                      </m:r>
                       <m:sSub>
                         <m:e>
                           <m:r>
@@ -9544,7 +9617,7 @@
                       <m:sSub>
                         <m:e>
                           <m:r>
-                            <m:t>a</m:t>
+                            <m:t>L</m:t>
                           </m:r>
                         </m:e>
                         <m:sub>
@@ -9553,76 +9626,22 @@
                           </m:r>
                         </m:sub>
                       </m:sSub>
-                    </m:sup>
-                  </m:sSup>
-                  <m:r>
-                    <m:rPr>
-                      <m:sty m:val="p"/>
-                    </m:rPr>
-                    <m:t>∣</m:t>
-                  </m:r>
-                  <m:sSub>
-                    <m:e>
                       <m:r>
-                        <m:t>A</m:t>
+                        <m:rPr>
+                          <m:sty m:val="p"/>
+                        </m:rPr>
+                        <m:t>=</m:t>
+                      </m:r>
+                      <m:r>
+                        <m:t>l</m:t>
                       </m:r>
                     </m:e>
-                    <m:sub>
-                      <m:r>
-                        <m:t>0</m:t>
-                      </m:r>
-                    </m:sub>
-                  </m:sSub>
-                  <m:r>
-                    <m:rPr>
-                      <m:sty m:val="p"/>
-                    </m:rPr>
-                    <m:t>=</m:t>
-                  </m:r>
-                  <m:sSub>
-                    <m:e>
-                      <m:r>
-                        <m:t>a</m:t>
-                      </m:r>
-                    </m:e>
-                    <m:sub>
-                      <m:r>
-                        <m:t>0</m:t>
-                      </m:r>
-                    </m:sub>
-                  </m:sSub>
-                  <m:r>
-                    <m:rPr>
-                      <m:sty m:val="p"/>
-                    </m:rPr>
-                    <m:t>,</m:t>
-                  </m:r>
-                  <m:sSub>
-                    <m:e>
-                      <m:r>
-                        <m:t>L</m:t>
-                      </m:r>
-                    </m:e>
-                    <m:sub>
-                      <m:r>
-                        <m:t>1</m:t>
-                      </m:r>
-                    </m:sub>
-                  </m:sSub>
-                  <m:r>
-                    <m:rPr>
-                      <m:sty m:val="p"/>
-                    </m:rPr>
-                    <m:t>=</m:t>
-                  </m:r>
-                  <m:r>
-                    <m:t>l</m:t>
-                  </m:r>
-                </m:e>
-              </m:d>
-              <m:r>
-                <m:t>​</m:t>
-              </m:r>
+                  </m:d>
+                  <m:r>
+                    <m:t>​</m:t>
+                  </m:r>
+                </m:e>
+              </m:nary>
               <m:r>
                 <m:rPr>
                   <m:sty m:val="p"/>
@@ -9742,30 +9761,85 @@
                 <m:e>
                   <m:r>
                     <m:rPr>
+                      <m:scr m:val="double-struck"/>
                       <m:sty m:val="p"/>
                     </m:rPr>
                     <m:t>E</m:t>
                   </m:r>
-                </m:e>
-              </m:nary>
-              <m:r>
-                <m:t>​</m:t>
-              </m:r>
-              <m:d>
-                <m:dPr>
-                  <m:begChr m:val="["/>
-                  <m:sepChr m:val=""/>
-                  <m:endChr m:val="]"/>
-                  <m:grow/>
-                </m:dPr>
-                <m:e>
-                  <m:sSup>
+                  <m:r>
+                    <m:t>​</m:t>
+                  </m:r>
+                  <m:d>
+                    <m:dPr>
+                      <m:begChr m:val="["/>
+                      <m:sepChr m:val=""/>
+                      <m:endChr m:val="]"/>
+                      <m:grow/>
+                    </m:dPr>
                     <m:e>
+                      <m:sSup>
+                        <m:e>
+                          <m:r>
+                            <m:t>Y</m:t>
+                          </m:r>
+                        </m:e>
+                        <m:sup>
+                          <m:sSub>
+                            <m:e>
+                              <m:r>
+                                <m:t>a</m:t>
+                              </m:r>
+                            </m:e>
+                            <m:sub>
+                              <m:r>
+                                <m:t>0</m:t>
+                              </m:r>
+                            </m:sub>
+                          </m:sSub>
+                          <m:r>
+                            <m:rPr>
+                              <m:sty m:val="p"/>
+                            </m:rPr>
+                            <m:t>,</m:t>
+                          </m:r>
+                          <m:sSub>
+                            <m:e>
+                              <m:r>
+                                <m:t>a</m:t>
+                              </m:r>
+                            </m:e>
+                            <m:sub>
+                              <m:r>
+                                <m:t>1</m:t>
+                              </m:r>
+                            </m:sub>
+                          </m:sSub>
+                        </m:sup>
+                      </m:sSup>
                       <m:r>
-                        <m:t>Y</m:t>
+                        <m:rPr>
+                          <m:sty m:val="p"/>
+                        </m:rPr>
+                        <m:t>∣</m:t>
                       </m:r>
-                    </m:e>
-                    <m:sup>
+                      <m:sSub>
+                        <m:e>
+                          <m:r>
+                            <m:t>A</m:t>
+                          </m:r>
+                        </m:e>
+                        <m:sub>
+                          <m:r>
+                            <m:t>0</m:t>
+                          </m:r>
+                        </m:sub>
+                      </m:sSub>
+                      <m:r>
+                        <m:rPr>
+                          <m:sty m:val="p"/>
+                        </m:rPr>
+                        <m:t>=</m:t>
+                      </m:r>
                       <m:sSub>
                         <m:e>
                           <m:r>
@@ -9787,6 +9861,51 @@
                       <m:sSub>
                         <m:e>
                           <m:r>
+                            <m:t>L</m:t>
+                          </m:r>
+                        </m:e>
+                        <m:sub>
+                          <m:r>
+                            <m:t>1</m:t>
+                          </m:r>
+                        </m:sub>
+                      </m:sSub>
+                      <m:r>
+                        <m:rPr>
+                          <m:sty m:val="p"/>
+                        </m:rPr>
+                        <m:t>=</m:t>
+                      </m:r>
+                      <m:r>
+                        <m:t>l</m:t>
+                      </m:r>
+                      <m:r>
+                        <m:rPr>
+                          <m:sty m:val="p"/>
+                        </m:rPr>
+                        <m:t>,</m:t>
+                      </m:r>
+                      <m:sSub>
+                        <m:e>
+                          <m:r>
+                            <m:t>A</m:t>
+                          </m:r>
+                        </m:e>
+                        <m:sub>
+                          <m:r>
+                            <m:t>1</m:t>
+                          </m:r>
+                        </m:sub>
+                      </m:sSub>
+                      <m:r>
+                        <m:rPr>
+                          <m:sty m:val="p"/>
+                        </m:rPr>
+                        <m:t>=</m:t>
+                      </m:r>
+                      <m:sSub>
+                        <m:e>
+                          <m:r>
                             <m:t>a</m:t>
                           </m:r>
                         </m:e>
@@ -9796,112 +9915,13 @@
                           </m:r>
                         </m:sub>
                       </m:sSub>
-                    </m:sup>
-                  </m:sSup>
-                  <m:r>
-                    <m:rPr>
-                      <m:sty m:val="p"/>
-                    </m:rPr>
-                    <m:t>∣</m:t>
-                  </m:r>
-                  <m:sSub>
-                    <m:e>
-                      <m:r>
-                        <m:t>A</m:t>
-                      </m:r>
                     </m:e>
-                    <m:sub>
-                      <m:r>
-                        <m:t>0</m:t>
-                      </m:r>
-                    </m:sub>
-                  </m:sSub>
-                  <m:r>
-                    <m:rPr>
-                      <m:sty m:val="p"/>
-                    </m:rPr>
-                    <m:t>=</m:t>
-                  </m:r>
-                  <m:sSub>
-                    <m:e>
-                      <m:r>
-                        <m:t>a</m:t>
-                      </m:r>
-                    </m:e>
-                    <m:sub>
-                      <m:r>
-                        <m:t>0</m:t>
-                      </m:r>
-                    </m:sub>
-                  </m:sSub>
-                  <m:r>
-                    <m:rPr>
-                      <m:sty m:val="p"/>
-                    </m:rPr>
-                    <m:t>,</m:t>
-                  </m:r>
-                  <m:sSub>
-                    <m:e>
-                      <m:r>
-                        <m:t>L</m:t>
-                      </m:r>
-                    </m:e>
-                    <m:sub>
-                      <m:r>
-                        <m:t>1</m:t>
-                      </m:r>
-                    </m:sub>
-                  </m:sSub>
-                  <m:r>
-                    <m:rPr>
-                      <m:sty m:val="p"/>
-                    </m:rPr>
-                    <m:t>=</m:t>
-                  </m:r>
-                  <m:r>
-                    <m:t>l</m:t>
-                  </m:r>
-                  <m:r>
-                    <m:rPr>
-                      <m:sty m:val="p"/>
-                    </m:rPr>
-                    <m:t>,</m:t>
-                  </m:r>
-                  <m:sSub>
-                    <m:e>
-                      <m:r>
-                        <m:t>A</m:t>
-                      </m:r>
-                    </m:e>
-                    <m:sub>
-                      <m:r>
-                        <m:t>1</m:t>
-                      </m:r>
-                    </m:sub>
-                  </m:sSub>
-                  <m:r>
-                    <m:rPr>
-                      <m:sty m:val="p"/>
-                    </m:rPr>
-                    <m:t>=</m:t>
-                  </m:r>
-                  <m:sSub>
-                    <m:e>
-                      <m:r>
-                        <m:t>a</m:t>
-                      </m:r>
-                    </m:e>
-                    <m:sub>
-                      <m:r>
-                        <m:t>1</m:t>
-                      </m:r>
-                    </m:sub>
-                  </m:sSub>
-                </m:e>
-              </m:d>
-              <m:r>
-                <m:t>​</m:t>
-              </m:r>
+                  </m:d>
+                  <m:r>
+                    <m:t>​</m:t>
+                  </m:r>
+                </m:e>
+              </m:nary>
               <m:r>
                 <m:rPr>
                   <m:sty m:val="p"/>
@@ -10021,130 +10041,131 @@
                 <m:e>
                   <m:r>
                     <m:rPr>
+                      <m:scr m:val="double-struck"/>
                       <m:sty m:val="p"/>
                     </m:rPr>
                     <m:t>E</m:t>
                   </m:r>
-                </m:e>
-              </m:nary>
-              <m:r>
-                <m:t>​</m:t>
-              </m:r>
-              <m:d>
-                <m:dPr>
-                  <m:begChr m:val="["/>
-                  <m:sepChr m:val=""/>
-                  <m:endChr m:val="]"/>
-                  <m:grow/>
-                </m:dPr>
-                <m:e>
-                  <m:r>
-                    <m:t>Y</m:t>
-                  </m:r>
-                  <m:r>
-                    <m:rPr>
-                      <m:sty m:val="p"/>
-                    </m:rPr>
-                    <m:t>∣</m:t>
-                  </m:r>
-                  <m:sSub>
+                  <m:r>
+                    <m:t>​</m:t>
+                  </m:r>
+                  <m:d>
+                    <m:dPr>
+                      <m:begChr m:val="["/>
+                      <m:sepChr m:val=""/>
+                      <m:endChr m:val="]"/>
+                      <m:grow/>
+                    </m:dPr>
                     <m:e>
                       <m:r>
-                        <m:t>A</m:t>
+                        <m:t>Y</m:t>
                       </m:r>
+                      <m:r>
+                        <m:rPr>
+                          <m:sty m:val="p"/>
+                        </m:rPr>
+                        <m:t>∣</m:t>
+                      </m:r>
+                      <m:sSub>
+                        <m:e>
+                          <m:r>
+                            <m:t>A</m:t>
+                          </m:r>
+                        </m:e>
+                        <m:sub>
+                          <m:r>
+                            <m:t>0</m:t>
+                          </m:r>
+                        </m:sub>
+                      </m:sSub>
+                      <m:r>
+                        <m:rPr>
+                          <m:sty m:val="p"/>
+                        </m:rPr>
+                        <m:t>=</m:t>
+                      </m:r>
+                      <m:sSub>
+                        <m:e>
+                          <m:r>
+                            <m:t>a</m:t>
+                          </m:r>
+                        </m:e>
+                        <m:sub>
+                          <m:r>
+                            <m:t>0</m:t>
+                          </m:r>
+                        </m:sub>
+                      </m:sSub>
+                      <m:r>
+                        <m:rPr>
+                          <m:sty m:val="p"/>
+                        </m:rPr>
+                        <m:t>,</m:t>
+                      </m:r>
+                      <m:sSub>
+                        <m:e>
+                          <m:r>
+                            <m:t>L</m:t>
+                          </m:r>
+                        </m:e>
+                        <m:sub>
+                          <m:r>
+                            <m:t>1</m:t>
+                          </m:r>
+                        </m:sub>
+                      </m:sSub>
+                      <m:r>
+                        <m:rPr>
+                          <m:sty m:val="p"/>
+                        </m:rPr>
+                        <m:t>=</m:t>
+                      </m:r>
+                      <m:r>
+                        <m:t>l</m:t>
+                      </m:r>
+                      <m:r>
+                        <m:rPr>
+                          <m:sty m:val="p"/>
+                        </m:rPr>
+                        <m:t>,</m:t>
+                      </m:r>
+                      <m:sSub>
+                        <m:e>
+                          <m:r>
+                            <m:t>A</m:t>
+                          </m:r>
+                        </m:e>
+                        <m:sub>
+                          <m:r>
+                            <m:t>1</m:t>
+                          </m:r>
+                        </m:sub>
+                      </m:sSub>
+                      <m:r>
+                        <m:rPr>
+                          <m:sty m:val="p"/>
+                        </m:rPr>
+                        <m:t>=</m:t>
+                      </m:r>
+                      <m:sSub>
+                        <m:e>
+                          <m:r>
+                            <m:t>a</m:t>
+                          </m:r>
+                        </m:e>
+                        <m:sub>
+                          <m:r>
+                            <m:t>1</m:t>
+                          </m:r>
+                        </m:sub>
+                      </m:sSub>
                     </m:e>
-                    <m:sub>
-                      <m:r>
-                        <m:t>0</m:t>
-                      </m:r>
-                    </m:sub>
-                  </m:sSub>
-                  <m:r>
-                    <m:rPr>
-                      <m:sty m:val="p"/>
-                    </m:rPr>
-                    <m:t>=</m:t>
-                  </m:r>
-                  <m:sSub>
-                    <m:e>
-                      <m:r>
-                        <m:t>a</m:t>
-                      </m:r>
-                    </m:e>
-                    <m:sub>
-                      <m:r>
-                        <m:t>0</m:t>
-                      </m:r>
-                    </m:sub>
-                  </m:sSub>
-                  <m:r>
-                    <m:rPr>
-                      <m:sty m:val="p"/>
-                    </m:rPr>
-                    <m:t>,</m:t>
-                  </m:r>
-                  <m:sSub>
-                    <m:e>
-                      <m:r>
-                        <m:t>L</m:t>
-                      </m:r>
-                    </m:e>
-                    <m:sub>
-                      <m:r>
-                        <m:t>1</m:t>
-                      </m:r>
-                    </m:sub>
-                  </m:sSub>
-                  <m:r>
-                    <m:rPr>
-                      <m:sty m:val="p"/>
-                    </m:rPr>
-                    <m:t>=</m:t>
-                  </m:r>
-                  <m:r>
-                    <m:t>l</m:t>
-                  </m:r>
-                  <m:r>
-                    <m:rPr>
-                      <m:sty m:val="p"/>
-                    </m:rPr>
-                    <m:t>,</m:t>
-                  </m:r>
-                  <m:sSub>
-                    <m:e>
-                      <m:r>
-                        <m:t>A</m:t>
-                      </m:r>
-                    </m:e>
-                    <m:sub>
-                      <m:r>
-                        <m:t>1</m:t>
-                      </m:r>
-                    </m:sub>
-                  </m:sSub>
-                  <m:r>
-                    <m:rPr>
-                      <m:sty m:val="p"/>
-                    </m:rPr>
-                    <m:t>=</m:t>
-                  </m:r>
-                  <m:sSub>
-                    <m:e>
-                      <m:r>
-                        <m:t>a</m:t>
-                      </m:r>
-                    </m:e>
-                    <m:sub>
-                      <m:r>
-                        <m:t>1</m:t>
-                      </m:r>
-                    </m:sub>
-                  </m:sSub>
-                </m:e>
-              </m:d>
-              <m:r>
-                <m:t>​</m:t>
-              </m:r>
+                  </m:d>
+                  <m:r>
+                    <m:t>​</m:t>
+                  </m:r>
+                </m:e>
+              </m:nary>
               <m:r>
                 <m:rPr>
                   <m:sty m:val="p"/>
@@ -10527,6 +10548,7 @@
             <m:e>
               <m:r>
                 <m:rPr>
+                  <m:scr m:val="double-struck"/>
                   <m:sty m:val="p"/>
                 </m:rPr>
                 <m:t>E</m:t>
@@ -10671,6 +10693,7 @@
             <m:e>
               <m:r>
                 <m:rPr>
+                  <m:scr m:val="double-struck"/>
                   <m:sty m:val="p"/>
                 </m:rPr>
                 <m:t>E</m:t>
@@ -10829,6 +10852,7 @@
       <m:oMath>
         <m:r>
           <m:rPr>
+            <m:scr m:val="double-struck"/>
             <m:sty m:val="p"/>
           </m:rPr>
           <m:t>E</m:t>
@@ -10960,6 +10984,7 @@
       <m:oMath>
         <m:r>
           <m:rPr>
+            <m:scr m:val="double-struck"/>
             <m:sty m:val="p"/>
           </m:rPr>
           <m:t>E</m:t>
@@ -11045,6 +11070,7 @@
         </m:r>
         <m:r>
           <m:rPr>
+            <m:scr m:val="double-struck"/>
             <m:sty m:val="p"/>
           </m:rPr>
           <m:t>E</m:t>
@@ -11242,6 +11268,7 @@
                   <m:e>
                     <m:r>
                       <m:rPr>
+                        <m:scr m:val="double-struck"/>
                         <m:sty m:val="p"/>
                       </m:rPr>
                       <m:t>E</m:t>
@@ -11419,6 +11446,7 @@
                   <m:e>
                     <m:r>
                       <m:rPr>
+                        <m:scr m:val="double-struck"/>
                         <m:sty m:val="p"/>
                       </m:rPr>
                       <m:t>E</m:t>
@@ -11654,6 +11682,7 @@
             <m:oMath>
               <m:r>
                 <m:rPr>
+                  <m:scr m:val="double-struck"/>
                   <m:sty m:val="p"/>
                 </m:rPr>
                 <m:t>E</m:t>
@@ -11762,6 +11791,7 @@
             <m:oMath>
               <m:r>
                 <m:rPr>
+                  <m:scr m:val="double-struck"/>
                   <m:sty m:val="p"/>
                 </m:rPr>
                 <m:t>E</m:t>
@@ -11987,6 +12017,7 @@
               <m:oMath>
                 <m:r>
                   <m:rPr>
+                    <m:scr m:val="double-struck"/>
                     <m:sty m:val="p"/>
                   </m:rPr>
                   <m:t>E</m:t>
@@ -12099,6 +12130,7 @@
                 </m:r>
                 <m:r>
                   <m:rPr>
+                    <m:scr m:val="double-struck"/>
                     <m:sty m:val="p"/>
                   </m:rPr>
                   <m:t>E</m:t>
@@ -12549,6 +12581,7 @@
             <m:oMath>
               <m:r>
                 <m:rPr>
+                  <m:scr m:val="double-struck"/>
                   <m:sty m:val="p"/>
                 </m:rPr>
                 <m:t>E</m:t>
@@ -13717,6 +13750,7 @@
               <m:oMath>
                 <m:r>
                   <m:rPr>
+                    <m:scr m:val="double-struck"/>
                     <m:sty m:val="p"/>
                   </m:rPr>
                   <m:t>E</m:t>
@@ -13829,6 +13863,7 @@
                 </m:r>
                 <m:r>
                   <m:rPr>
+                    <m:scr m:val="double-struck"/>
                     <m:sty m:val="p"/>
                   </m:rPr>
                   <m:t>E</m:t>
@@ -16253,6 +16288,7 @@
             <m:oMath>
               <m:r>
                 <m:rPr>
+                  <m:scr m:val="double-struck"/>
                   <m:sty m:val="p"/>
                 </m:rPr>
                 <m:t>E</m:t>
@@ -16328,6 +16364,7 @@
               </m:r>
               <m:r>
                 <m:rPr>
+                  <m:scr m:val="double-struck"/>
                   <m:sty m:val="p"/>
                 </m:rPr>
                 <m:t>E</m:t>
@@ -16419,6 +16456,7 @@
               <m:oMath>
                 <m:r>
                   <m:rPr>
+                    <m:scr m:val="double-struck"/>
                     <m:sty m:val="p"/>
                   </m:rPr>
                   <m:t>E</m:t>
@@ -16641,6 +16679,7 @@
                     </m:r>
                     <m:r>
                       <m:rPr>
+                        <m:scr m:val="double-struck"/>
                         <m:sty m:val="p"/>
                       </m:rPr>
                       <m:t>E</m:t>
@@ -16743,6 +16782,7 @@
                     </m:r>
                     <m:r>
                       <m:rPr>
+                        <m:scr m:val="double-struck"/>
                         <m:sty m:val="p"/>
                       </m:rPr>
                       <m:t>E</m:t>
@@ -17565,6 +17605,7 @@
             <m:oMath>
               <m:r>
                 <m:rPr>
+                  <m:scr m:val="double-struck"/>
                   <m:sty m:val="p"/>
                 </m:rPr>
                 <m:t>E</m:t>
@@ -17743,6 +17784,7 @@
             <m:oMath>
               <m:r>
                 <m:rPr>
+                  <m:scr m:val="double-struck"/>
                   <m:sty m:val="p"/>
                 </m:rPr>
                 <m:t>E</m:t>
@@ -18056,6 +18098,7 @@
               <m:oMath>
                 <m:r>
                   <m:rPr>
+                    <m:scr m:val="double-struck"/>
                     <m:sty m:val="p"/>
                   </m:rPr>
                   <m:t>E</m:t>
@@ -19657,6 +19700,7 @@
               <m:oMath>
                 <m:r>
                   <m:rPr>
+                    <m:scr m:val="double-struck"/>
                     <m:sty m:val="p"/>
                   </m:rPr>
                   <m:t>E</m:t>
@@ -19715,6 +19759,7 @@
                 </m:r>
                 <m:r>
                   <m:rPr>
+                    <m:scr m:val="double-struck"/>
                     <m:sty m:val="p"/>
                   </m:rPr>
                   <m:t>E</m:t>
@@ -20170,6 +20215,7 @@
             <m:oMath>
               <m:r>
                 <m:rPr>
+                  <m:scr m:val="double-struck"/>
                   <m:sty m:val="p"/>
                 </m:rPr>
                 <m:t>E</m:t>
@@ -20246,6 +20292,7 @@
               </m:r>
               <m:r>
                 <m:rPr>
+                  <m:scr m:val="double-struck"/>
                   <m:sty m:val="p"/>
                 </m:rPr>
                 <m:t>E</m:t>
